--- a/assets/resumes/software-development.docx
+++ b/assets/resumes/software-development.docx
@@ -97,33 +97,63 @@
           <w:p>
             <w:pPr>
               <w:pStyle w:val="ResumeContact"/>
+              <w:spacing w:after="0"/>
             </w:pPr>
+            <w:r/>
+            <w:hyperlink r:id="rId17">
+              <w:r>
+                <w:rPr>
+                  <w:color w:val="245483"/>
+                  <w:u w:val="single"/>
+                  <w:sz w:val="18"/>
+                </w:rPr>
+                <w:t>2903442978@qq.com</w:t>
+              </w:r>
+            </w:hyperlink>
+            <w:r>
+              <w:rPr>
+                <w:sz w:val="18"/>
+              </w:rPr>
+              <w:t xml:space="preserve"> | </w:t>
+            </w:r>
             <w:hyperlink r:id="rId7">
               <w:r>
                 <w:rPr>
-                  <w:rStyle w:val="a4"/>
+                  <w:color w:val="245483"/>
+                  <w:u w:val="single"/>
+                  <w:sz w:val="18"/>
                 </w:rPr>
                 <w:t>chujunjie0908@gmail.com</w:t>
               </w:r>
             </w:hyperlink>
             <w:r>
-              <w:t xml:space="preserve">  |  </w:t>
+              <w:rPr>
+                <w:sz w:val="18"/>
+              </w:rPr>
+              <w:t xml:space="preserve"> | </w:t>
             </w:r>
             <w:hyperlink r:id="rId8">
               <w:r>
                 <w:rPr>
-                  <w:rStyle w:val="a4"/>
+                  <w:color w:val="245483"/>
+                  <w:u w:val="single"/>
+                  <w:sz w:val="18"/>
                 </w:rPr>
                 <w:t>GitHub</w:t>
               </w:r>
             </w:hyperlink>
             <w:r>
-              <w:t xml:space="preserve">  |  </w:t>
+              <w:rPr>
+                <w:sz w:val="18"/>
+              </w:rPr>
+              <w:t xml:space="preserve"> | </w:t>
             </w:r>
             <w:hyperlink r:id="rId9">
               <w:r>
                 <w:rPr>
-                  <w:rStyle w:val="a4"/>
+                  <w:color w:val="245483"/>
+                  <w:u w:val="single"/>
+                  <w:sz w:val="18"/>
                 </w:rPr>
                 <w:t>个人主页</w:t>
               </w:r>
@@ -304,6 +334,9 @@
         <w:pStyle w:val="ResumeBullet"/>
       </w:pPr>
       <w:r>
+        <w:rPr>
+          <w:b w:val="0"/>
+        </w:rPr>
         <w:t xml:space="preserve">针对AIGC模特生成图的身份漂移，对比5种人脸方案，基于InsightFace开发1:1一致性连接器；实现参考图与候选图的检测、对齐、特征提取和余弦比对。</w:t>
       </w:r>
     </w:p>
@@ -312,6 +345,9 @@
         <w:pStyle w:val="ResumeBullet"/>
       </w:pPr>
       <w:r>
+        <w:rPr>
+          <w:b w:val="0"/>
+        </w:rPr>
         <w:t xml:space="preserve">封装Python / ONNX Runtime离线推理，打包Linux运行依赖并校验模型哈希；输出含分数、阈值和原因码的JSON，为无人脸、多脸及边界分数设置人工复核状态。</w:t>
       </w:r>
     </w:p>
@@ -417,6 +453,9 @@
         <w:pStyle w:val="ResumeBullet"/>
       </w:pPr>
       <w:r>
+        <w:rPr>
+          <w:b w:val="0"/>
+        </w:rPr>
         <w:t xml:space="preserve">独立开发5页面校园反诈骗应用，包含18个情境训练案例、URL威胁检测与学习统计。</w:t>
       </w:r>
     </w:p>
@@ -425,6 +464,9 @@
         <w:pStyle w:val="ResumeBullet"/>
       </w:pPr>
       <w:r>
+        <w:rPr>
+          <w:b w:val="0"/>
+        </w:rPr>
         <w:t xml:space="preserve">采用MVVM + Use Case + Repository分层；以Room保存训练与学习数据，Retrofit接入Google Safe Browsing API，分离界面状态、业务逻辑与数据访问。</w:t>
       </w:r>
     </w:p>
@@ -523,6 +565,9 @@
         <w:pStyle w:val="ResumeBullet"/>
       </w:pPr>
       <w:r>
+        <w:rPr>
+          <w:b w:val="0"/>
+        </w:rPr>
         <w:t xml:space="preserve">在4人团队中承担前端协作与PO职责，修改、调试HTML/CSS/JavaScript代码，参与Flask API联调及部署；团队实现5类数码产品推荐功能。</w:t>
       </w:r>
     </w:p>
